--- a/docs/fork/evidence/c9/flash/orion_dev_licence/Orion-Software-Development-Licence-Agreement (redlined).docx
+++ b/docs/fork/evidence/c9/flash/orion_dev_licence/Orion-Software-Development-Licence-Agreement (redlined).docx
@@ -40,10 +40,52 @@
       <w:r>
         <w:t>The Developer shall deliver each Deliverable in accordance with the Statement of Work. On delivery the Client shall have a test period to evaluate the Deliverable against the agreed specification, during which it shall report any defects in writing with reasonable detail. The Developer shall correct reported defects and re-deliver, and the test period shall restart for the corrected Deliverable.</w:t>
       </w:r>
+      <w:commentRangeStart w:id="13"/>
+      <w:ins w:id="24" w:author="LQ.AI Commercial counsel" w:date="2026-06-24T09:42:25Z" w16du:dateUtc="2026-06-24T09:42:25Z">
+        <w:r>
+          <w:t xml:space="preserve"> If the Developer has not corrected a material defect after two re-delivery attempts, the Client may reject the Deliverable and the corresponding milestone fee shall not be payable.</w:t>
+        </w:r>
+      </w:ins>
+      <w:commentRangeEnd w:id="13"/>
+      <w:r>
+        <w:rPr>
+          <w:rStyle w:val="CommentReference"/>
+        </w:rPr>
+        <w:commentReference w:id="13"/>
+      </w:r>
+      <w:r>
+        <w:t xml:space="preserve"> A Deliverable shall be deemed accepted if the Client does not report any defect within </w:t>
+      </w:r>
+      <w:commentRangeStart w:id="12"/>
+      <w:del w:id="22" w:author="LQ.AI Commercial counsel" w:date="2026-06-24T09:42:25Z" w16du:dateUtc="2026-06-24T09:42:25Z">
+        <w:r>
+          <w:delText>five (5)</w:delText>
+        </w:r>
+      </w:del>
+      <w:ins w:id="23" w:author="LQ.AI Commercial counsel" w:date="2026-06-24T09:42:25Z" w16du:dateUtc="2026-06-24T09:42:25Z">
+        <w:r>
+          <w:t>fifteen (15)</w:t>
+        </w:r>
+      </w:ins>
+      <w:commentRangeEnd w:id="12"/>
+      <w:r>
+        <w:rPr>
+          <w:rStyle w:val="CommentReference"/>
+        </w:rPr>
+        <w:commentReference w:id="12"/>
+      </w:r>
+      <w:r>
+        <w:t xml:space="preserve"> days of delivery. The Client shall pay the milestone fee for each </w:t>
+      </w:r>
       <w:commentRangeStart w:id="11"/>
-      <w:ins w:id="20" w:author="LQ.AI Commercial counsel" w:date="2026-06-22T15:28:54Z" w16du:dateUtc="2026-06-22T15:28:54Z">
+      <w:del w:id="20" w:author="LQ.AI Commercial counsel" w:date="2026-06-24T09:42:25Z" w16du:dateUtc="2026-06-24T09:42:25Z">
         <w:r>
-          <w:t xml:space="preserve"> If after two (2) correction cycles the Deliverable still contains material defects that prevent it from conforming to the agreed specification, the Client may reject the Deliverable by written notice and shall have no obligation to pay the associated milestone fee.</w:t>
+          <w:delText>Deliverable on delivery whether or not the Deliverable has been accepted.</w:delText>
+        </w:r>
+      </w:del>
+      <w:ins w:id="21" w:author="LQ.AI Commercial counsel" w:date="2026-06-24T09:42:25Z" w16du:dateUtc="2026-06-24T09:42:25Z">
+        <w:r>
+          <w:t>accepted Deliverable within thirty (30) days of acceptance.</w:t>
         </w:r>
       </w:ins>
       <w:commentRangeEnd w:id="11"/>
@@ -52,51 +94,6 @@
           <w:rStyle w:val="CommentReference"/>
         </w:rPr>
         <w:commentReference w:id="11"/>
-      </w:r>
-      <w:r>
-        <w:t xml:space="preserve"> A Deliverable shall be deemed accepted if the Client does not report any defect within </w:t>
-      </w:r>
-      <w:commentRangeStart w:id="10"/>
-      <w:del w:id="18" w:author="LQ.AI Commercial counsel" w:date="2026-06-22T15:28:54Z" w16du:dateUtc="2026-06-22T15:28:54Z">
-        <w:r>
-          <w:delText>five (5)</w:delText>
-        </w:r>
-      </w:del>
-      <w:ins w:id="19" w:author="LQ.AI Commercial counsel" w:date="2026-06-22T15:28:54Z" w16du:dateUtc="2026-06-22T15:28:54Z">
-        <w:r>
-          <w:t>fifteen (15) business</w:t>
-        </w:r>
-      </w:ins>
-      <w:commentRangeEnd w:id="10"/>
-      <w:r>
-        <w:rPr>
-          <w:rStyle w:val="CommentReference"/>
-        </w:rPr>
-        <w:commentReference w:id="10"/>
-      </w:r>
-      <w:r>
-        <w:t xml:space="preserve"> days of delivery. The Client shall pay the milestone fee for each Deliverable on </w:t>
-      </w:r>
-      <w:commentRangeStart w:id="9"/>
-      <w:del w:id="16" w:author="LQ.AI Commercial counsel" w:date="2026-06-22T15:28:54Z" w16du:dateUtc="2026-06-22T15:28:54Z">
-        <w:r>
-          <w:delText>delivery whether or not the Deliverable has been accepted</w:delText>
-        </w:r>
-      </w:del>
-      <w:ins w:id="17" w:author="LQ.AI Commercial counsel" w:date="2026-06-22T15:28:54Z" w16du:dateUtc="2026-06-22T15:28:54Z">
-        <w:r>
-          <w:t>acceptance of the relevant Deliverable</w:t>
-        </w:r>
-      </w:ins>
-      <w:commentRangeEnd w:id="9"/>
-      <w:r>
-        <w:rPr>
-          <w:rStyle w:val="CommentReference"/>
-        </w:rPr>
-        <w:commentReference w:id="9"/>
-      </w:r>
-      <w:r>
-        <w:t>.</w:t>
       </w:r>
     </w:p>
     <w:p>
@@ -109,28 +106,46 @@
     </w:p>
     <w:p>
       <w:r>
-        <w:t xml:space="preserve">Each party retains all right, title and interest in and to its own Background IP. The Developer grants the Client a non-exclusive, non-transferable, perpetual licence to use the Software for its internal business purposes. All right, title and interest in the </w:t>
+        <w:t xml:space="preserve">Each party retains all right, title and interest in and to its own Background IP. The Developer grants the Client a non-exclusive, non-transferable, perpetual licence to use the Software for its internal business purposes. All right, title and interest in </w:t>
       </w:r>
-      <w:commentRangeStart w:id="8"/>
-      <w:del w:id="14" w:author="LQ.AI Commercial counsel" w:date="2026-06-22T15:28:54Z" w16du:dateUtc="2026-06-22T15:28:54Z">
+      <w:commentRangeStart w:id="10"/>
+      <w:del w:id="18" w:author="LQ.AI Commercial counsel" w:date="2026-06-24T09:42:25Z" w16du:dateUtc="2026-06-24T09:42:25Z">
         <w:r>
-          <w:delText>Deliverables, including any bespoke developments commissioned and paid for by the Client, shall vest in and remain with the Developer.</w:delText>
+          <w:delText>the Deliverables, including any bespoke developments commissioned and paid for by the Client,</w:delText>
         </w:r>
       </w:del>
-      <w:ins w:id="15" w:author="LQ.AI Commercial counsel" w:date="2026-06-22T15:28:54Z" w16du:dateUtc="2026-06-22T15:28:54Z">
+      <w:ins w:id="19" w:author="LQ.AI Commercial counsel" w:date="2026-06-24T09:42:25Z" w16du:dateUtc="2026-06-24T09:42:25Z">
         <w:r>
-          <w:t>Deliverables shall vest in and remain with the Developer; provided that any bespoke developments specifically commissioned by the Client in a Statement of Work and paid for by the Client shall vest in the Client. The Client grants the Developer a non-exclusive, royalty-free licence to use such bespoke developments as necessary to perform its obligations under this Agreement.</w:t>
+          <w:t>any bespoke developments commissioned and paid for by the Client shall vest in the Client. All other right, title and interest in the Deliverables</w:t>
         </w:r>
       </w:ins>
-      <w:commentRangeEnd w:id="8"/>
+      <w:commentRangeEnd w:id="10"/>
       <w:r>
         <w:rPr>
           <w:rStyle w:val="CommentReference"/>
         </w:rPr>
-        <w:commentReference w:id="8"/>
+        <w:commentReference w:id="10"/>
       </w:r>
       <w:r>
-        <w:t xml:space="preserve"> The Client grants the Developer a licence to use the Client Materials as necessary to perform the Statement of Work.</w:t>
+        <w:t xml:space="preserve"> shall vest in and remain with the Developer. The Client grants the Developer a licence to use the Client Materials </w:t>
+      </w:r>
+      <w:commentRangeStart w:id="9"/>
+      <w:del w:id="16" w:author="LQ.AI Commercial counsel" w:date="2026-06-24T09:42:25Z" w16du:dateUtc="2026-06-24T09:42:25Z">
+        <w:r>
+          <w:delText>as necessary to perform the Statement of Work.</w:delText>
+        </w:r>
+      </w:del>
+      <w:ins w:id="17" w:author="LQ.AI Commercial counsel" w:date="2026-06-24T09:42:25Z" w16du:dateUtc="2026-06-24T09:42:25Z">
+        <w:r>
+          <w:t>and any bespoke developments vested in the Client as necessary to perform the Statement of Work and to support the Software.</w:t>
+        </w:r>
+      </w:ins>
+      <w:commentRangeEnd w:id="9"/>
+      <w:r>
+        <w:rPr>
+          <w:rStyle w:val="CommentReference"/>
+        </w:rPr>
+        <w:commentReference w:id="9"/>
       </w:r>
     </w:p>
     <w:p>
@@ -143,28 +158,20 @@
     </w:p>
     <w:p>
       <w:r>
-        <w:t xml:space="preserve">The Developer shall provide support for the Software during the term. The Developer shall use reasonable efforts to achieve 99.0% monthly availability and to respond to a priority-one incident within eight (8) business hours. If the Developer fails to meet a service level, the Client's sole and exclusive remedy shall be the service credits set out in the Statement of </w:t>
+        <w:t>The Developer shall provide support for the Software during the term. The Developer shall use reasonable efforts to achieve 99.0% monthly availability and to respond to a priority-one incident within eight (8) business hours. If the Developer fails to meet a service level, the Client's sole and exclusive remedy shall be the service credits set out in the Statement of Work. The Developer shall maintain the support service substantially in accordance with its standard support policy.</w:t>
       </w:r>
-      <w:commentRangeStart w:id="7"/>
-      <w:del w:id="12" w:author="LQ.AI Commercial counsel" w:date="2026-06-22T15:28:54Z" w16du:dateUtc="2026-06-22T15:28:54Z">
+      <w:commentRangeStart w:id="8"/>
+      <w:ins w:id="15" w:author="LQ.AI Commercial counsel" w:date="2026-06-24T09:42:25Z" w16du:dateUtc="2026-06-24T09:42:25Z">
         <w:r>
-          <w:delText>Work.</w:delText>
-        </w:r>
-      </w:del>
-      <w:ins w:id="13" w:author="LQ.AI Commercial counsel" w:date="2026-06-22T15:28:54Z" w16du:dateUtc="2026-06-22T15:28:54Z">
-        <w:r>
-          <w:t>Work; provided that if the Developer fails to meet any service level in three (3) or more months within any rolling twelve (12) month period, the Client may terminate this Agreement on thirty (30) days written notice without further liability to or obligation to the Developer (other than for fees accrued prior to termination).</w:t>
+          <w:t xml:space="preserve"> If the Developer fails to meet the service levels for three (3) or more months in any twelve (12) month period, the Client may terminate this Agreement on written notice and receive a refund of any pre-paid fees for the terminated period.</w:t>
         </w:r>
       </w:ins>
-      <w:commentRangeEnd w:id="7"/>
+      <w:commentRangeEnd w:id="8"/>
       <w:r>
         <w:rPr>
           <w:rStyle w:val="CommentReference"/>
         </w:rPr>
-        <w:commentReference w:id="7"/>
-      </w:r>
-      <w:r>
-        <w:t xml:space="preserve"> The Developer shall maintain the support service substantially in accordance with its standard support policy.</w:t>
+        <w:commentReference w:id="8"/>
       </w:r>
     </w:p>
     <w:p>
@@ -179,23 +186,23 @@
       <w:r>
         <w:t xml:space="preserve">The Developer shall deposit the source code for the Software with a reputable escrow agent and maintain it current. The escrow agent shall release the source code to the Client </w:t>
       </w:r>
-      <w:commentRangeStart w:id="6"/>
-      <w:del w:id="10" w:author="LQ.AI Commercial counsel" w:date="2026-06-22T15:28:54Z" w16du:dateUtc="2026-06-22T15:28:54Z">
+      <w:commentRangeStart w:id="7"/>
+      <w:del w:id="13" w:author="LQ.AI Commercial counsel" w:date="2026-06-24T09:42:25Z" w16du:dateUtc="2026-06-24T09:42:25Z">
         <w:r>
           <w:delText>only if the Developer enters bankruptcy or liquidation.</w:delText>
         </w:r>
       </w:del>
-      <w:ins w:id="11" w:author="LQ.AI Commercial counsel" w:date="2026-06-22T15:28:54Z" w16du:dateUtc="2026-06-22T15:28:54Z">
+      <w:ins w:id="14" w:author="LQ.AI Commercial counsel" w:date="2026-06-24T09:42:25Z" w16du:dateUtc="2026-06-24T09:42:25Z">
         <w:r>
-          <w:t>if: (a) the Developer enters bankruptcy or liquidation; or (b) the Developer ceases to provide support for the Software in accordance with this Agreement.</w:t>
+          <w:t>if the Developer enters bankruptcy or liquidation, ceases to support the Software, or fails to maintain the escrow deposit.</w:t>
         </w:r>
       </w:ins>
-      <w:commentRangeEnd w:id="6"/>
+      <w:commentRangeEnd w:id="7"/>
       <w:r>
         <w:rPr>
           <w:rStyle w:val="CommentReference"/>
         </w:rPr>
-        <w:commentReference w:id="6"/>
+        <w:commentReference w:id="7"/>
       </w:r>
       <w:r>
         <w:t xml:space="preserve"> On release the Client may use the source code solely to maintain and support the Software for its internal use.</w:t>
@@ -211,17 +218,38 @@
     </w:p>
     <w:p>
       <w:r>
-        <w:t xml:space="preserve">The Developer shall defend the Client against any third-party claim that the Software as delivered infringes that third party's intellectual property rights, and shall indemnify the Client against damages finally awarded on such a claim. The Client shall indemnify, defend and hold harmless the Developer against any and all claims, losses and expenses arising from or in connection with the Client's use of the </w:t>
+        <w:t xml:space="preserve">The Developer shall defend the Client against any third-party claim that the Software as delivered infringes that third party's intellectual property rights, and shall indemnify the Client against damages finally awarded on such a claim. The Client shall indemnify, defend and hold harmless the Developer against any and all claims, losses and expenses </w:t>
+      </w:r>
+      <w:commentRangeStart w:id="6"/>
+      <w:del w:id="11" w:author="LQ.AI Commercial counsel" w:date="2026-06-24T09:42:25Z" w16du:dateUtc="2026-06-24T09:42:25Z">
+        <w:r>
+          <w:delText>arising from or in connection with the Client's use of the Software.</w:delText>
+        </w:r>
+      </w:del>
+      <w:ins w:id="12" w:author="LQ.AI Commercial counsel" w:date="2026-06-24T09:42:25Z" w16du:dateUtc="2026-06-24T09:42:25Z">
+        <w:r>
+          <w:t>to the extent arising from the Client's misuse of the Software or breach of this Agreement.</w:t>
+        </w:r>
+      </w:ins>
+      <w:commentRangeEnd w:id="6"/>
+      <w:r>
+        <w:rPr>
+          <w:rStyle w:val="CommentReference"/>
+        </w:rPr>
+        <w:commentReference w:id="6"/>
+      </w:r>
+      <w:r>
+        <w:t xml:space="preserve"> The indemnified party shall give prompt written notice of the claim, allow the indemnifying party to control the </w:t>
       </w:r>
       <w:commentRangeStart w:id="5"/>
-      <w:del w:id="8" w:author="LQ.AI Commercial counsel" w:date="2026-06-22T15:28:54Z" w16du:dateUtc="2026-06-22T15:28:54Z">
+      <w:del w:id="9" w:author="LQ.AI Commercial counsel" w:date="2026-06-24T09:42:25Z" w16du:dateUtc="2026-06-24T09:42:25Z">
         <w:r>
-          <w:delText>Software.</w:delText>
+          <w:delText>defence, and provide reasonable cooperation at the indemnifying party's expense.</w:delText>
         </w:r>
       </w:del>
-      <w:ins w:id="9" w:author="LQ.AI Commercial counsel" w:date="2026-06-22T15:28:54Z" w16du:dateUtc="2026-06-22T15:28:54Z">
+      <w:ins w:id="10" w:author="LQ.AI Commercial counsel" w:date="2026-06-24T09:42:25Z" w16du:dateUtc="2026-06-24T09:42:25Z">
         <w:r>
-          <w:t>Software in breach of this Agreement or in a manner not reasonably contemplated by the applicable Statement of Work.</w:t>
+          <w:t>defence and settlement of the claim, and provide reasonable cooperation at the indemnifying party's expense. Neither party may settle a claim in a manner that imposes any financial obligation on, or admits fault on the part of, the other party without that party's prior written consent.</w:t>
         </w:r>
       </w:ins>
       <w:commentRangeEnd w:id="5"/>
@@ -230,22 +258,6 @@
           <w:rStyle w:val="CommentReference"/>
         </w:rPr>
         <w:commentReference w:id="5"/>
-      </w:r>
-      <w:r>
-        <w:t xml:space="preserve"> The indemnified party shall give prompt written notice of the claim, allow the indemnifying party to control the defence, and provide reasonable cooperation at the indemnifying party's expense.</w:t>
-      </w:r>
-      <w:commentRangeStart w:id="4"/>
-      <w:ins w:id="7" w:author="LQ.AI Commercial counsel" w:date="2026-06-22T15:28:54Z" w16du:dateUtc="2026-06-22T15:28:54Z">
-        <w:r>
-          <w:t xml:space="preserve"> Neither party may settle a claim indemnified under this section without the other party's prior written consent if the settlement would impose any obligation on, or include an admission of liability by, the other party.</w:t>
-        </w:r>
-      </w:ins>
-      <w:commentRangeEnd w:id="4"/>
-      <w:r>
-        <w:rPr>
-          <w:rStyle w:val="CommentReference"/>
-        </w:rPr>
-        <w:commentReference w:id="4"/>
       </w:r>
     </w:p>
     <w:p>
@@ -260,15 +272,36 @@
       <w:r>
         <w:t xml:space="preserve">Except for the excluded matters set out below, neither party shall be liable for any indirect, incidental, special or consequential damages, or for any loss of profits, revenue or data, arising out of or in connection with this Agreement. Except for the excluded matters set out below, the Developer's total aggregate liability arising out of or in connection with this Agreement shall not exceed the fees paid by the Client in the </w:t>
       </w:r>
-      <w:commentRangeStart w:id="3"/>
-      <w:del w:id="5" w:author="LQ.AI Commercial counsel" w:date="2026-06-22T15:28:54Z" w16du:dateUtc="2026-06-22T15:28:54Z">
+      <w:commentRangeStart w:id="4"/>
+      <w:del w:id="7" w:author="LQ.AI Commercial counsel" w:date="2026-06-24T09:42:25Z" w16du:dateUtc="2026-06-24T09:42:25Z">
         <w:r>
           <w:delText>three (3)</w:delText>
         </w:r>
       </w:del>
-      <w:ins w:id="6" w:author="LQ.AI Commercial counsel" w:date="2026-06-22T15:28:54Z" w16du:dateUtc="2026-06-22T15:28:54Z">
+      <w:ins w:id="8" w:author="LQ.AI Commercial counsel" w:date="2026-06-24T09:42:25Z" w16du:dateUtc="2026-06-24T09:42:25Z">
         <w:r>
           <w:t>twelve (12)</w:t>
+        </w:r>
+      </w:ins>
+      <w:commentRangeEnd w:id="4"/>
+      <w:r>
+        <w:rPr>
+          <w:rStyle w:val="CommentReference"/>
+        </w:rPr>
+        <w:commentReference w:id="4"/>
+      </w:r>
+      <w:r>
+        <w:t xml:space="preserve"> months preceding the event giving rise to the claim. The excluded matters, to which no limitation in this section applies, are liability for death or personal injury caused by </w:t>
+      </w:r>
+      <w:commentRangeStart w:id="3"/>
+      <w:del w:id="5" w:author="LQ.AI Commercial counsel" w:date="2026-06-24T09:42:25Z" w16du:dateUtc="2026-06-24T09:42:25Z">
+        <w:r>
+          <w:delText>negligence and liability for fraud.</w:delText>
+        </w:r>
+      </w:del>
+      <w:ins w:id="6" w:author="LQ.AI Commercial counsel" w:date="2026-06-24T09:42:25Z" w16du:dateUtc="2026-06-24T09:42:25Z">
+        <w:r>
+          <w:t>negligence, liability for fraud, breach of confidentiality obligations, data protection breaches, and infringement of the other party's intellectual property rights.</w:t>
         </w:r>
       </w:ins>
       <w:commentRangeEnd w:id="3"/>
@@ -277,27 +310,6 @@
           <w:rStyle w:val="CommentReference"/>
         </w:rPr>
         <w:commentReference w:id="3"/>
-      </w:r>
-      <w:r>
-        <w:t xml:space="preserve"> months preceding the event giving rise to the claim. The excluded matters, to which no limitation in this section applies, are liability </w:t>
-      </w:r>
-      <w:commentRangeStart w:id="2"/>
-      <w:del w:id="3" w:author="LQ.AI Commercial counsel" w:date="2026-06-22T15:28:54Z" w16du:dateUtc="2026-06-22T15:28:54Z">
-        <w:r>
-          <w:delText>for death or personal injury caused by negligence and liability for fraud.</w:delText>
-        </w:r>
-      </w:del>
-      <w:ins w:id="4" w:author="LQ.AI Commercial counsel" w:date="2026-06-22T15:28:54Z" w16du:dateUtc="2026-06-22T15:28:54Z">
-        <w:r>
-          <w:t>for: (a) death or personal injury caused by negligence; (b) fraud; (c) breach of confidentiality obligations under this Agreement; (d) breach of data protection obligations; and (e) infringement of intellectual property rights.</w:t>
-        </w:r>
-      </w:ins>
-      <w:commentRangeEnd w:id="2"/>
-      <w:r>
-        <w:rPr>
-          <w:rStyle w:val="CommentReference"/>
-        </w:rPr>
-        <w:commentReference w:id="2"/>
       </w:r>
     </w:p>
     <w:p>
@@ -310,17 +322,38 @@
     </w:p>
     <w:p>
       <w:r>
-        <w:t xml:space="preserve">This Agreement continues until terminated. Either party may terminate for the other's material breach not cured within thirty (30) days of written notice. The Developer may terminate for convenience on sixty (60) days notice; </w:t>
+        <w:t xml:space="preserve">This Agreement continues until terminated. Either party may terminate for the other's material breach not cured within thirty (30) days of written notice. </w:t>
+      </w:r>
+      <w:commentRangeStart w:id="2"/>
+      <w:del w:id="3" w:author="LQ.AI Commercial counsel" w:date="2026-06-24T09:42:25Z" w16du:dateUtc="2026-06-24T09:42:25Z">
+        <w:r>
+          <w:delText>The Developer</w:delText>
+        </w:r>
+      </w:del>
+      <w:ins w:id="4" w:author="LQ.AI Commercial counsel" w:date="2026-06-24T09:42:25Z" w16du:dateUtc="2026-06-24T09:42:25Z">
+        <w:r>
+          <w:t>Either party</w:t>
+        </w:r>
+      </w:ins>
+      <w:commentRangeEnd w:id="2"/>
+      <w:r>
+        <w:rPr>
+          <w:rStyle w:val="CommentReference"/>
+        </w:rPr>
+        <w:commentReference w:id="2"/>
+      </w:r>
+      <w:r>
+        <w:t xml:space="preserve"> may terminate for convenience on sixty (60) days notice; </w:t>
       </w:r>
       <w:commentRangeStart w:id="1"/>
-      <w:del w:id="1" w:author="LQ.AI Commercial counsel" w:date="2026-06-22T15:28:54Z" w16du:dateUtc="2026-06-22T15:28:54Z">
+      <w:del w:id="1" w:author="LQ.AI Commercial counsel" w:date="2026-06-24T09:42:25Z" w16du:dateUtc="2026-06-24T09:42:25Z">
         <w:r>
-          <w:delText>the Client may not terminate for convenience</w:delText>
+          <w:delText>the Client may not terminate for convenience.</w:delText>
         </w:r>
       </w:del>
-      <w:ins w:id="2" w:author="LQ.AI Commercial counsel" w:date="2026-06-22T15:28:54Z" w16du:dateUtc="2026-06-22T15:28:54Z">
+      <w:ins w:id="2" w:author="LQ.AI Commercial counsel" w:date="2026-06-24T09:42:25Z" w16du:dateUtc="2026-06-24T09:42:25Z">
         <w:r>
-          <w:t>either party may terminate this Agreement for convenience on sixty (60) days written notice</w:t>
+          <w:t>.</w:t>
         </w:r>
       </w:ins>
       <w:commentRangeEnd w:id="1"/>
@@ -329,9 +362,6 @@
           <w:rStyle w:val="CommentReference"/>
         </w:rPr>
         <w:commentReference w:id="1"/>
-      </w:r>
-      <w:r>
-        <w:t>.</w:t>
       </w:r>
     </w:p>
     <w:p>
@@ -359,7 +389,7 @@
 
 <file path=word/comments1.xml><?xml version="1.0" encoding="utf-8"?>
 <w:comments xmlns:w="http://schemas.openxmlformats.org/wordprocessingml/2006/main" xmlns:w14="http://schemas.microsoft.com/office/word/2010/wordml" xmlns:w15="http://schemas.microsoft.com/office/word/2012/wordml" xmlns:w16cid="http://schemas.microsoft.com/office/word/2016/wordml/cid" xmlns:w16cex="http://schemas.microsoft.com/office/word/2018/wordml/cex" xmlns:mc="http://schemas.openxmlformats.org/markup-compatibility/2006" mc:Ignorable="w14 w15 w16cid w16cex">
-  <w:comment w:id="1" w:author="LQ.AI Commercial counsel" w:date="2026-06-22T15:28:54Z" w:initials="LCC">
+  <w:comment w:id="1" w:author="LQ.AI Commercial counsel" w:date="2026-06-24T09:42:26Z" w:initials="LCC">
     <w:p>
       <w:pPr>
         <w:pStyle w:val="CommentText"/>
@@ -371,11 +401,11 @@
         <w:annotationRef/>
       </w:r>
       <w:r>
-        <w:t>Termination for convenience should be mutual. There is no commercial justification for a one-sided right that locks the Client in while allowing the Developer to walk away at any time.</w:t>
+        <w:t>After mutualising the right in the first clause, this exclusionary clause is redundant and must be removed; the semicolon before it becomes the sentence-ending punctuation.</w:t>
       </w:r>
     </w:p>
   </w:comment>
-  <w:comment w:id="2" w:author="LQ.AI Commercial counsel" w:date="2026-06-22T15:28:54Z" w:initials="LCC">
+  <w:comment w:id="2" w:author="LQ.AI Commercial counsel" w:date="2026-06-24T09:42:26Z" w:initials="LCC">
     <w:p>
       <w:pPr>
         <w:pStyle w:val="CommentText"/>
@@ -387,11 +417,11 @@
         <w:annotationRef/>
       </w:r>
       <w:r>
-        <w:t>The most significant risks the Client bears — confidentiality breaches, data loss, and IP infringement — should not be subject to a monetary cap. These are standard carve-outs in balanced commercial agreements.</w:t>
+        <w:t>Mutualising the termination-for-convenience right so the Client has the same ability to exit the agreement if its business needs change.</w:t>
       </w:r>
     </w:p>
   </w:comment>
-  <w:comment w:id="3" w:author="LQ.AI Commercial counsel" w:date="2026-06-22T15:28:54Z" w:initials="LCC">
+  <w:comment w:id="3" w:author="LQ.AI Commercial counsel" w:date="2026-06-24T09:42:26Z" w:initials="LCC">
     <w:p>
       <w:pPr>
         <w:pStyle w:val="CommentText"/>
@@ -403,11 +433,11 @@
         <w:annotationRef/>
       </w:r>
       <w:r>
-        <w:t>A three-month fee lookback is too short for a bespoke development and licensing relationship. Twelve months aligns with typical enterprise agreements and gives a more meaningful cap.</w:t>
+        <w:t>The most significant risks for the Client — breach of confidentiality, data loss, and IP infringement — are currently capped alongside ordinary liabilities; these heads of loss should be excluded from the cap.</w:t>
       </w:r>
     </w:p>
   </w:comment>
-  <w:comment w:id="4" w:author="LQ.AI Commercial counsel" w:date="2026-06-22T15:28:54Z" w:initials="LCC">
+  <w:comment w:id="4" w:author="LQ.AI Commercial counsel" w:date="2026-06-24T09:42:26Z" w:initials="LCC">
     <w:p>
       <w:pPr>
         <w:pStyle w:val="CommentText"/>
@@ -419,11 +449,11 @@
         <w:annotationRef/>
       </w:r>
       <w:r>
-        <w:t>Standard settlement-consent proviso protecting the indemnified party from being bound by a settlement that imposes obligations upon or admits liability on its behalf.</w:t>
+        <w:t>A three-month lookback period is unusually short for a long-term development and licence agreement; twelve months is more standard.</w:t>
       </w:r>
     </w:p>
   </w:comment>
-  <w:comment w:id="5" w:author="LQ.AI Commercial counsel" w:date="2026-06-22T15:28:54Z" w:initials="LCC">
+  <w:comment w:id="5" w:author="LQ.AI Commercial counsel" w:date="2026-06-24T09:42:26Z" w:initials="LCC">
     <w:p>
       <w:pPr>
         <w:pStyle w:val="CommentText"/>
@@ -435,11 +465,11 @@
         <w:annotationRef/>
       </w:r>
       <w:r>
-        <w:t>The current indemnity is over-broad — it could obligate the Client to indemnify the Developer even for defects in the Software itself. Narrowing it to claims arising from unauthorised or out-of-scope use is standard market practice.</w:t>
+        <w:t>Without a settlement-consent proviso the indemnifying party could settle a claim in a way that binds or embarrasses the Client, or creates un-indemnified obligations.</w:t>
       </w:r>
     </w:p>
   </w:comment>
-  <w:comment w:id="6" w:author="LQ.AI Commercial counsel" w:date="2026-06-22T15:28:54Z" w:initials="LCC">
+  <w:comment w:id="6" w:author="LQ.AI Commercial counsel" w:date="2026-06-24T09:42:26Z" w:initials="LCC">
     <w:p>
       <w:pPr>
         <w:pStyle w:val="CommentText"/>
@@ -451,11 +481,11 @@
         <w:annotationRef/>
       </w:r>
       <w:r>
-        <w:t>Insolvency is a rare trigger. The more likely scenario requiring escrow access is that the Developer stops supporting the Software while remaining solvent. Adding cessation of support aligns the escrow with its practical purpose.</w:t>
+        <w:t>The current Client indemnity is over-broad — it covers any claim 'in connection with' use, which could include claims arising from the Developer's own negligence or from third-party misuse of the Client's systems.</w:t>
       </w:r>
     </w:p>
   </w:comment>
-  <w:comment w:id="7" w:author="LQ.AI Commercial counsel" w:date="2026-06-22T15:28:54Z" w:initials="LCC">
+  <w:comment w:id="7" w:author="LQ.AI Commercial counsel" w:date="2026-06-24T09:42:26Z" w:initials="LCC">
     <w:p>
       <w:pPr>
         <w:pStyle w:val="CommentText"/>
@@ -467,11 +497,11 @@
         <w:annotationRef/>
       </w:r>
       <w:r>
-        <w:t>Service credits compensate for isolated failures but are inadequate for chronic underperformance. The Client needs a right to exit if the Developer persistently fails to meet agreed service levels — a standard protection in enterprise agreements.</w:t>
+        <w:t>The most likely trigger for the Client needing source code access is the Developer ceasing support; this should be an explicit release event.</w:t>
       </w:r>
     </w:p>
   </w:comment>
-  <w:comment w:id="8" w:author="LQ.AI Commercial counsel" w:date="2026-06-22T15:28:54Z" w:initials="LCC">
+  <w:comment w:id="8" w:author="LQ.AI Commercial counsel" w:date="2026-06-24T09:42:26Z" w:initials="LCC">
     <w:p>
       <w:pPr>
         <w:pStyle w:val="CommentText"/>
@@ -483,11 +513,11 @@
         <w:annotationRef/>
       </w:r>
       <w:r>
-        <w:t>The Client commissions and pays for bespoke developments; it is standard that the paying party owns the resulting IP. A non-exclusive licence back to the Developer preserves the Developer's ability to maintain and support the Software.</w:t>
+        <w:t>Service credits as the sole remedy for SLA failure are insufficient when failure is chronic; the Client needs an exit right for persistent non-performance.</w:t>
       </w:r>
     </w:p>
   </w:comment>
-  <w:comment w:id="9" w:author="LQ.AI Commercial counsel" w:date="2026-06-22T15:28:54Z" w:initials="LCC">
+  <w:comment w:id="9" w:author="LQ.AI Commercial counsel" w:date="2026-06-24T09:42:26Z" w:initials="LCC">
     <w:p>
       <w:pPr>
         <w:pStyle w:val="CommentText"/>
@@ -499,11 +529,11 @@
         <w:annotationRef/>
       </w:r>
       <w:r>
-        <w:t>Payment should be contingent on acceptance, not delivery. Paying before acceptance strips the Client of leverage to enforce quality and conformance to the agreed specification.</w:t>
+        <w:t>The Developer needs a licence to use Client-owned bespoke developments to fulfil its support obligations under the agreement.</w:t>
       </w:r>
     </w:p>
   </w:comment>
-  <w:comment w:id="10" w:author="LQ.AI Commercial counsel" w:date="2026-06-22T15:28:54Z" w:initials="LCC">
+  <w:comment w:id="10" w:author="LQ.AI Commercial counsel" w:date="2026-06-24T09:42:26Z" w:initials="LCC">
     <w:p>
       <w:pPr>
         <w:pStyle w:val="CommentText"/>
@@ -515,11 +545,11 @@
         <w:annotationRef/>
       </w:r>
       <w:r>
-        <w:t>Extends the deemed-acceptance window from 5 calendar days to 15 business days, giving the Client a reasonable period to evaluate bespoke Deliverables for defects before acceptance is deemed.</w:t>
+        <w:t>It is not commercially defensible for the Developer to own bespoke developments the Client commissions and pays for; those should vest in the Client who funded their creation.</w:t>
       </w:r>
     </w:p>
   </w:comment>
-  <w:comment w:id="11" w:author="LQ.AI Commercial counsel" w:date="2026-06-22T15:28:54Z" w:initials="LCC">
+  <w:comment w:id="11" w:author="LQ.AI Commercial counsel" w:date="2026-06-24T09:42:26Z" w:initials="LCC">
     <w:p>
       <w:pPr>
         <w:pStyle w:val="CommentText"/>
@@ -531,7 +561,39 @@
         <w:annotationRef/>
       </w:r>
       <w:r>
-        <w:t>The test-correct-restart cycle should not be indefinite. The Client needs a clear right to reject a persistently non-conforming Deliverable rather than being forced into an endless loop of corrections on a fundamentally defective item.</w:t>
+        <w:t>Paying on delivery regardless of acceptance removes the Client's leverage to ensure quality and compliance with the specification; payment should follow acceptance.</w:t>
+      </w:r>
+    </w:p>
+  </w:comment>
+  <w:comment w:id="12" w:author="LQ.AI Commercial counsel" w:date="2026-06-24T09:42:26Z" w:initials="LCC">
+    <w:p>
+      <w:pPr>
+        <w:pStyle w:val="CommentText"/>
+      </w:pPr>
+      <w:r>
+        <w:rPr>
+          <w:rStyle w:val="CommentReference"/>
+        </w:rPr>
+        <w:annotationRef/>
+      </w:r>
+      <w:r>
+        <w:t>A five-day acceptance window is too short to properly evaluate bespoke software deliverables; fifteen days is standard for development agreements.</w:t>
+      </w:r>
+    </w:p>
+  </w:comment>
+  <w:comment w:id="13" w:author="LQ.AI Commercial counsel" w:date="2026-06-24T09:42:26Z" w:initials="LCC">
+    <w:p>
+      <w:pPr>
+        <w:pStyle w:val="CommentText"/>
+      </w:pPr>
+      <w:r>
+        <w:rPr>
+          <w:rStyle w:val="CommentReference"/>
+        </w:rPr>
+        <w:annotationRef/>
+      </w:r>
+      <w:r>
+        <w:t>The Client needs a right to reject a Deliverable with material defects that cannot be corrected through the standard re-delivery cycle.</w:t>
       </w:r>
     </w:p>
   </w:comment>
@@ -540,49 +602,55 @@
 
 <file path=word/commentsExtended1.xml><?xml version="1.0" encoding="utf-8"?>
 <w15:commentsEx xmlns:w15="http://schemas.microsoft.com/office/word/2012/wordml">
-  <w15:commentEx w15:paraId="E445A63C" w15:done="0"/>
-  <w15:commentEx w15:paraId="E743B96B" w15:done="0"/>
-  <w15:commentEx w15:paraId="0021023A" w15:done="0"/>
-  <w15:commentEx w15:paraId="FF792B23" w15:done="0"/>
-  <w15:commentEx w15:paraId="4F13E96D" w15:done="0"/>
-  <w15:commentEx w15:paraId="AC4B3E2F" w15:done="0"/>
-  <w15:commentEx w15:paraId="4B7C56E9" w15:done="0"/>
-  <w15:commentEx w15:paraId="C36D9AF7" w15:done="0"/>
-  <w15:commentEx w15:paraId="0D45DA9B" w15:done="0"/>
-  <w15:commentEx w15:paraId="03802C02" w15:done="0"/>
-  <w15:commentEx w15:paraId="E3AACA08" w15:done="0"/>
+  <w15:commentEx w15:paraId="CB73B345" w15:done="0"/>
+  <w15:commentEx w15:paraId="838FA016" w15:done="0"/>
+  <w15:commentEx w15:paraId="3F5BA9BD" w15:done="0"/>
+  <w15:commentEx w15:paraId="F2BEAE5E" w15:done="0"/>
+  <w15:commentEx w15:paraId="1376FB8A" w15:done="0"/>
+  <w15:commentEx w15:paraId="1393F51F" w15:done="0"/>
+  <w15:commentEx w15:paraId="F08A0560" w15:done="0"/>
+  <w15:commentEx w15:paraId="08A9CECE" w15:done="0"/>
+  <w15:commentEx w15:paraId="A8850F42" w15:done="0"/>
+  <w15:commentEx w15:paraId="306D4496" w15:done="0"/>
+  <w15:commentEx w15:paraId="F3FA9763" w15:done="0"/>
+  <w15:commentEx w15:paraId="064AF685" w15:done="0"/>
+  <w15:commentEx w15:paraId="4FD02BC2" w15:done="0"/>
 </w15:commentsEx>
 </file>
 
 <file path=word/commentsExtensible1.xml><?xml version="1.0" encoding="utf-8"?>
 <w16cex:commentsExtensible xmlns:w16cex="http://schemas.microsoft.com/office/word/2018/wordml/cex">
-  <w16cex:commentExtensible w16cex:durableId="85FC0467" w16cex:dateUtc="2026-06-22T15:28:54Z"/>
-  <w16cex:commentExtensible w16cex:durableId="57F5867D" w16cex:dateUtc="2026-06-22T15:28:54Z"/>
-  <w16cex:commentExtensible w16cex:durableId="B428FFA2" w16cex:dateUtc="2026-06-22T15:28:54Z"/>
-  <w16cex:commentExtensible w16cex:durableId="18BBD9E2" w16cex:dateUtc="2026-06-22T15:28:54Z"/>
-  <w16cex:commentExtensible w16cex:durableId="15CB93A3" w16cex:dateUtc="2026-06-22T15:28:54Z"/>
-  <w16cex:commentExtensible w16cex:durableId="B7028C93" w16cex:dateUtc="2026-06-22T15:28:54Z"/>
-  <w16cex:commentExtensible w16cex:durableId="D0785D99" w16cex:dateUtc="2026-06-22T15:28:54Z"/>
-  <w16cex:commentExtensible w16cex:durableId="69BDB08A" w16cex:dateUtc="2026-06-22T15:28:54Z"/>
-  <w16cex:commentExtensible w16cex:durableId="90CDCD57" w16cex:dateUtc="2026-06-22T15:28:54Z"/>
-  <w16cex:commentExtensible w16cex:durableId="AC89A010" w16cex:dateUtc="2026-06-22T15:28:54Z"/>
-  <w16cex:commentExtensible w16cex:durableId="CDBBEE03" w16cex:dateUtc="2026-06-22T15:28:54Z"/>
+  <w16cex:commentExtensible w16cex:durableId="F08F27BE" w16cex:dateUtc="2026-06-24T09:42:26Z"/>
+  <w16cex:commentExtensible w16cex:durableId="C242DB00" w16cex:dateUtc="2026-06-24T09:42:26Z"/>
+  <w16cex:commentExtensible w16cex:durableId="820B9EE2" w16cex:dateUtc="2026-06-24T09:42:26Z"/>
+  <w16cex:commentExtensible w16cex:durableId="F7F1A8A0" w16cex:dateUtc="2026-06-24T09:42:26Z"/>
+  <w16cex:commentExtensible w16cex:durableId="CC1E1520" w16cex:dateUtc="2026-06-24T09:42:26Z"/>
+  <w16cex:commentExtensible w16cex:durableId="E6B87B75" w16cex:dateUtc="2026-06-24T09:42:26Z"/>
+  <w16cex:commentExtensible w16cex:durableId="31872671" w16cex:dateUtc="2026-06-24T09:42:26Z"/>
+  <w16cex:commentExtensible w16cex:durableId="0E65C8BC" w16cex:dateUtc="2026-06-24T09:42:26Z"/>
+  <w16cex:commentExtensible w16cex:durableId="7CB6D2A2" w16cex:dateUtc="2026-06-24T09:42:26Z"/>
+  <w16cex:commentExtensible w16cex:durableId="EB14DA82" w16cex:dateUtc="2026-06-24T09:42:26Z"/>
+  <w16cex:commentExtensible w16cex:durableId="8A69490B" w16cex:dateUtc="2026-06-24T09:42:26Z"/>
+  <w16cex:commentExtensible w16cex:durableId="C46B4001" w16cex:dateUtc="2026-06-24T09:42:26Z"/>
+  <w16cex:commentExtensible w16cex:durableId="92C9EB24" w16cex:dateUtc="2026-06-24T09:42:26Z"/>
 </w16cex:commentsExtensible>
 </file>
 
 <file path=word/commentsIds1.xml><?xml version="1.0" encoding="utf-8"?>
 <w16cid:commentsIds xmlns:w16cid="http://schemas.microsoft.com/office/word/2016/wordml/cid">
-  <w16cid:commentId w16cid:paraId="E445A63C" w16cid:durableId="85FC0467"/>
-  <w16cid:commentId w16cid:paraId="E743B96B" w16cid:durableId="57F5867D"/>
-  <w16cid:commentId w16cid:paraId="0021023A" w16cid:durableId="B428FFA2"/>
-  <w16cid:commentId w16cid:paraId="FF792B23" w16cid:durableId="18BBD9E2"/>
-  <w16cid:commentId w16cid:paraId="4F13E96D" w16cid:durableId="15CB93A3"/>
-  <w16cid:commentId w16cid:paraId="AC4B3E2F" w16cid:durableId="B7028C93"/>
-  <w16cid:commentId w16cid:paraId="4B7C56E9" w16cid:durableId="D0785D99"/>
-  <w16cid:commentId w16cid:paraId="C36D9AF7" w16cid:durableId="69BDB08A"/>
-  <w16cid:commentId w16cid:paraId="0D45DA9B" w16cid:durableId="90CDCD57"/>
-  <w16cid:commentId w16cid:paraId="03802C02" w16cid:durableId="AC89A010"/>
-  <w16cid:commentId w16cid:paraId="E3AACA08" w16cid:durableId="CDBBEE03"/>
+  <w16cid:commentId w16cid:paraId="CB73B345" w16cid:durableId="F08F27BE"/>
+  <w16cid:commentId w16cid:paraId="838FA016" w16cid:durableId="C242DB00"/>
+  <w16cid:commentId w16cid:paraId="3F5BA9BD" w16cid:durableId="820B9EE2"/>
+  <w16cid:commentId w16cid:paraId="F2BEAE5E" w16cid:durableId="F7F1A8A0"/>
+  <w16cid:commentId w16cid:paraId="1376FB8A" w16cid:durableId="CC1E1520"/>
+  <w16cid:commentId w16cid:paraId="1393F51F" w16cid:durableId="E6B87B75"/>
+  <w16cid:commentId w16cid:paraId="F08A0560" w16cid:durableId="31872671"/>
+  <w16cid:commentId w16cid:paraId="08A9CECE" w16cid:durableId="0E65C8BC"/>
+  <w16cid:commentId w16cid:paraId="A8850F42" w16cid:durableId="7CB6D2A2"/>
+  <w16cid:commentId w16cid:paraId="306D4496" w16cid:durableId="EB14DA82"/>
+  <w16cid:commentId w16cid:paraId="F3FA9763" w16cid:durableId="8A69490B"/>
+  <w16cid:commentId w16cid:paraId="064AF685" w16cid:durableId="C46B4001"/>
+  <w16cid:commentId w16cid:paraId="4FD02BC2" w16cid:durableId="92C9EB24"/>
 </w16cid:commentsIds>
 </file>
 

--- a/docs/fork/evidence/c9/flash/orion_dev_licence/Orion-Software-Development-Licence-Agreement (redlined).docx
+++ b/docs/fork/evidence/c9/flash/orion_dev_licence/Orion-Software-Development-Licence-Agreement (redlined).docx
@@ -38,54 +38,17 @@
     </w:p>
     <w:p>
       <w:r>
-        <w:t>The Developer shall deliver each Deliverable in accordance with the Statement of Work. On delivery the Client shall have a test period to evaluate the Deliverable against the agreed specification, during which it shall report any defects in writing with reasonable detail. The Developer shall correct reported defects and re-deliver, and the test period shall restart for the corrected Deliverable.</w:t>
+        <w:t xml:space="preserve">The Developer shall deliver each Deliverable in accordance with the Statement of Work. On delivery the Client shall have a test period to evaluate the Deliverable against the agreed specification, during which it shall report any defects in writing with reasonable detail. The Developer shall correct reported defects and re-deliver, and the test period shall restart for the corrected Deliverable. A Deliverable shall be deemed accepted if the Client does not report any defect within </w:t>
       </w:r>
-      <w:commentRangeStart w:id="13"/>
-      <w:ins w:id="24" w:author="LQ.AI Commercial counsel" w:date="2026-06-24T09:42:25Z" w16du:dateUtc="2026-06-24T09:42:25Z">
+      <w:commentRangeStart w:id="11"/>
+      <w:del w:id="25" w:author="LQ.AI Commercial counsel" w:date="2026-06-24T13:35:13Z" w16du:dateUtc="2026-06-24T13:35:13Z">
         <w:r>
-          <w:t xml:space="preserve"> If the Developer has not corrected a material defect after two re-delivery attempts, the Client may reject the Deliverable and the corresponding milestone fee shall not be payable.</w:t>
-        </w:r>
-      </w:ins>
-      <w:commentRangeEnd w:id="13"/>
-      <w:r>
-        <w:rPr>
-          <w:rStyle w:val="CommentReference"/>
-        </w:rPr>
-        <w:commentReference w:id="13"/>
-      </w:r>
-      <w:r>
-        <w:t xml:space="preserve"> A Deliverable shall be deemed accepted if the Client does not report any defect within </w:t>
-      </w:r>
-      <w:commentRangeStart w:id="12"/>
-      <w:del w:id="22" w:author="LQ.AI Commercial counsel" w:date="2026-06-24T09:42:25Z" w16du:dateUtc="2026-06-24T09:42:25Z">
-        <w:r>
-          <w:delText>five (5)</w:delText>
+          <w:delText>five</w:delText>
         </w:r>
       </w:del>
-      <w:ins w:id="23" w:author="LQ.AI Commercial counsel" w:date="2026-06-24T09:42:25Z" w16du:dateUtc="2026-06-24T09:42:25Z">
+      <w:ins w:id="26" w:author="LQ.AI Commercial counsel" w:date="2026-06-24T13:35:13Z" w16du:dateUtc="2026-06-24T13:35:13Z">
         <w:r>
-          <w:t>fifteen (15)</w:t>
-        </w:r>
-      </w:ins>
-      <w:commentRangeEnd w:id="12"/>
-      <w:r>
-        <w:rPr>
-          <w:rStyle w:val="CommentReference"/>
-        </w:rPr>
-        <w:commentReference w:id="12"/>
-      </w:r>
-      <w:r>
-        <w:t xml:space="preserve"> days of delivery. The Client shall pay the milestone fee for each </w:t>
-      </w:r>
-      <w:commentRangeStart w:id="11"/>
-      <w:del w:id="20" w:author="LQ.AI Commercial counsel" w:date="2026-06-24T09:42:25Z" w16du:dateUtc="2026-06-24T09:42:25Z">
-        <w:r>
-          <w:delText>Deliverable on delivery whether or not the Deliverable has been accepted.</w:delText>
-        </w:r>
-      </w:del>
-      <w:ins w:id="21" w:author="LQ.AI Commercial counsel" w:date="2026-06-24T09:42:25Z" w16du:dateUtc="2026-06-24T09:42:25Z">
-        <w:r>
-          <w:t>accepted Deliverable within thirty (30) days of acceptance.</w:t>
+          <w:t>fifteen</w:t>
         </w:r>
       </w:ins>
       <w:commentRangeEnd w:id="11"/>
@@ -94,6 +57,43 @@
           <w:rStyle w:val="CommentReference"/>
         </w:rPr>
         <w:commentReference w:id="11"/>
+      </w:r>
+      <w:r>
+        <w:t xml:space="preserve"> (</w:t>
+      </w:r>
+      <w:del w:id="23" w:author="LQ.AI Commercial counsel" w:date="2026-06-24T13:35:13Z" w16du:dateUtc="2026-06-24T13:35:13Z">
+        <w:r>
+          <w:delText>5</w:delText>
+        </w:r>
+      </w:del>
+      <w:ins w:id="24" w:author="LQ.AI Commercial counsel" w:date="2026-06-24T13:35:13Z" w16du:dateUtc="2026-06-24T13:35:13Z">
+        <w:r>
+          <w:t>15</w:t>
+        </w:r>
+      </w:ins>
+      <w:r>
+        <w:t xml:space="preserve">) days of delivery. The Client shall pay the milestone fee for each Deliverable </w:t>
+      </w:r>
+      <w:commentRangeStart w:id="10"/>
+      <w:del w:id="21" w:author="LQ.AI Commercial counsel" w:date="2026-06-24T13:35:13Z" w16du:dateUtc="2026-06-24T13:35:13Z">
+        <w:r>
+          <w:delText>on delivery whether or not the Deliverable has been accepted</w:delText>
+        </w:r>
+      </w:del>
+      <w:ins w:id="22" w:author="LQ.AI Commercial counsel" w:date="2026-06-24T13:35:13Z" w16du:dateUtc="2026-06-24T13:35:13Z">
+        <w:r>
+          <w:t>within thirty (30) days of acceptance. If the Developer fails to correct a material defect after two (2) correction cycles, the Client may reject the Deliverable by written notice, and the milestone fee shall not be payable</w:t>
+        </w:r>
+      </w:ins>
+      <w:commentRangeEnd w:id="10"/>
+      <w:r>
+        <w:rPr>
+          <w:rStyle w:val="CommentReference"/>
+        </w:rPr>
+        <w:commentReference w:id="10"/>
+      </w:r>
+      <w:r>
+        <w:t>.</w:t>
       </w:r>
     </w:p>
     <w:p>
@@ -106,46 +106,44 @@
     </w:p>
     <w:p>
       <w:r>
-        <w:t xml:space="preserve">Each party retains all right, title and interest in and to its own Background IP. The Developer grants the Client a non-exclusive, non-transferable, perpetual licence to use the Software for its internal business purposes. All right, title and interest in </w:t>
+        <w:t>Each party retains all right, title and interest in and to its own Background IP. The Developer grants the Client a non-exclusive, non-transferable, perpetual licence to use the Software for its internal business purposes. All right, title and interest in</w:t>
       </w:r>
-      <w:commentRangeStart w:id="10"/>
-      <w:del w:id="18" w:author="LQ.AI Commercial counsel" w:date="2026-06-24T09:42:25Z" w16du:dateUtc="2026-06-24T09:42:25Z">
+      <w:commentRangeStart w:id="9"/>
+      <w:del w:id="20" w:author="LQ.AI Commercial counsel" w:date="2026-06-24T13:35:13Z" w16du:dateUtc="2026-06-24T13:35:13Z">
         <w:r>
-          <w:delText>the Deliverables, including any bespoke developments commissioned and paid for by the Client,</w:delText>
+          <w:delText xml:space="preserve"> the Deliverables, including</w:delText>
         </w:r>
       </w:del>
-      <w:ins w:id="19" w:author="LQ.AI Commercial counsel" w:date="2026-06-24T09:42:25Z" w16du:dateUtc="2026-06-24T09:42:25Z">
-        <w:r>
-          <w:t>any bespoke developments commissioned and paid for by the Client shall vest in the Client. All other right, title and interest in the Deliverables</w:t>
-        </w:r>
-      </w:ins>
-      <w:commentRangeEnd w:id="10"/>
-      <w:r>
-        <w:rPr>
-          <w:rStyle w:val="CommentReference"/>
-        </w:rPr>
-        <w:commentReference w:id="10"/>
-      </w:r>
-      <w:r>
-        <w:t xml:space="preserve"> shall vest in and remain with the Developer. The Client grants the Developer a licence to use the Client Materials </w:t>
-      </w:r>
-      <w:commentRangeStart w:id="9"/>
-      <w:del w:id="16" w:author="LQ.AI Commercial counsel" w:date="2026-06-24T09:42:25Z" w16du:dateUtc="2026-06-24T09:42:25Z">
-        <w:r>
-          <w:delText>as necessary to perform the Statement of Work.</w:delText>
-        </w:r>
-      </w:del>
-      <w:ins w:id="17" w:author="LQ.AI Commercial counsel" w:date="2026-06-24T09:42:25Z" w16du:dateUtc="2026-06-24T09:42:25Z">
-        <w:r>
-          <w:t>and any bespoke developments vested in the Client as necessary to perform the Statement of Work and to support the Software.</w:t>
-        </w:r>
-      </w:ins>
       <w:commentRangeEnd w:id="9"/>
       <w:r>
         <w:rPr>
           <w:rStyle w:val="CommentReference"/>
         </w:rPr>
         <w:commentReference w:id="9"/>
+      </w:r>
+      <w:r>
+        <w:t xml:space="preserve"> any bespoke developments </w:t>
+      </w:r>
+      <w:ins w:id="19" w:author="LQ.AI Commercial counsel" w:date="2026-06-24T13:35:13Z" w16du:dateUtc="2026-06-24T13:35:13Z">
+        <w:r>
+          <w:t xml:space="preserve">specifically </w:t>
+        </w:r>
+      </w:ins>
+      <w:r>
+        <w:t>commissioned and paid for by the Client</w:t>
+      </w:r>
+      <w:del w:id="17" w:author="LQ.AI Commercial counsel" w:date="2026-06-24T13:35:13Z" w16du:dateUtc="2026-06-24T13:35:13Z">
+        <w:r>
+          <w:delText>,</w:delText>
+        </w:r>
+      </w:del>
+      <w:ins w:id="18" w:author="LQ.AI Commercial counsel" w:date="2026-06-24T13:35:13Z" w16du:dateUtc="2026-06-24T13:35:13Z">
+        <w:r>
+          <w:t xml:space="preserve"> under a Statement of Work shall vest in the Client. All other Deliverables</w:t>
+        </w:r>
+      </w:ins>
+      <w:r>
+        <w:t xml:space="preserve"> shall vest in and remain with the Developer. The Client grants the Developer a licence to use the Client Materials as necessary to perform the Statement of Work.</w:t>
       </w:r>
     </w:p>
     <w:p>
@@ -158,12 +156,12 @@
     </w:p>
     <w:p>
       <w:r>
-        <w:t>The Developer shall provide support for the Software during the term. The Developer shall use reasonable efforts to achieve 99.0% monthly availability and to respond to a priority-one incident within eight (8) business hours. If the Developer fails to meet a service level, the Client's sole and exclusive remedy shall be the service credits set out in the Statement of Work. The Developer shall maintain the support service substantially in accordance with its standard support policy.</w:t>
+        <w:t xml:space="preserve">The Developer shall provide support for the Software during the term. The Developer shall use reasonable efforts to achieve 99.0% monthly availability and to respond to a priority-one incident within eight (8) business hours. If the Developer fails to meet a service level, the Client's sole and exclusive remedy shall be the service credits set out in the Statement of Work. </w:t>
       </w:r>
       <w:commentRangeStart w:id="8"/>
-      <w:ins w:id="15" w:author="LQ.AI Commercial counsel" w:date="2026-06-24T09:42:25Z" w16du:dateUtc="2026-06-24T09:42:25Z">
+      <w:ins w:id="16" w:author="LQ.AI Commercial counsel" w:date="2026-06-24T13:35:13Z" w16du:dateUtc="2026-06-24T13:35:13Z">
         <w:r>
-          <w:t xml:space="preserve"> If the Developer fails to meet the service levels for three (3) or more months in any twelve (12) month period, the Client may terminate this Agreement on written notice and receive a refund of any pre-paid fees for the terminated period.</w:t>
+          <w:t xml:space="preserve">If the Developer fails to meet any service level for three (3) or more consecutive months or for five (5) or more months in any twelve (12) month period, the Client may terminate this Agreement and any affected Statement of Work without penalty. </w:t>
         </w:r>
       </w:ins>
       <w:commentRangeEnd w:id="8"/>
@@ -172,6 +170,9 @@
           <w:rStyle w:val="CommentReference"/>
         </w:rPr>
         <w:commentReference w:id="8"/>
+      </w:r>
+      <w:r>
+        <w:t>The Developer shall maintain the support service substantially in accordance with its standard support policy.</w:t>
       </w:r>
     </w:p>
     <w:p>
@@ -184,19 +185,14 @@
     </w:p>
     <w:p>
       <w:r>
-        <w:t xml:space="preserve">The Developer shall deposit the source code for the Software with a reputable escrow agent and maintain it current. The escrow agent shall release the source code to the Client </w:t>
+        <w:t>The Developer shall deposit the source code for the Software with a reputable escrow agent and maintain it current. The escrow agent shall release the source code to the Client</w:t>
       </w:r>
       <w:commentRangeStart w:id="7"/>
-      <w:del w:id="13" w:author="LQ.AI Commercial counsel" w:date="2026-06-24T09:42:25Z" w16du:dateUtc="2026-06-24T09:42:25Z">
+      <w:del w:id="15" w:author="LQ.AI Commercial counsel" w:date="2026-06-24T13:35:13Z" w16du:dateUtc="2026-06-24T13:35:13Z">
         <w:r>
-          <w:delText>only if the Developer enters bankruptcy or liquidation.</w:delText>
+          <w:delText xml:space="preserve"> only</w:delText>
         </w:r>
       </w:del>
-      <w:ins w:id="14" w:author="LQ.AI Commercial counsel" w:date="2026-06-24T09:42:25Z" w16du:dateUtc="2026-06-24T09:42:25Z">
-        <w:r>
-          <w:t>if the Developer enters bankruptcy or liquidation, ceases to support the Software, or fails to maintain the escrow deposit.</w:t>
-        </w:r>
-      </w:ins>
       <w:commentRangeEnd w:id="7"/>
       <w:r>
         <w:rPr>
@@ -205,7 +201,15 @@
         <w:commentReference w:id="7"/>
       </w:r>
       <w:r>
-        <w:t xml:space="preserve"> On release the Client may use the source code solely to maintain and support the Software for its internal use.</w:t>
+        <w:t xml:space="preserve"> if the Developer enters bankruptcy or liquidation</w:t>
+      </w:r>
+      <w:ins w:id="14" w:author="LQ.AI Commercial counsel" w:date="2026-06-24T13:35:13Z" w16du:dateUtc="2026-06-24T13:35:13Z">
+        <w:r>
+          <w:t>, or if the Developer ceases to support the Software</w:t>
+        </w:r>
+      </w:ins>
+      <w:r>
+        <w:t>. On release the Client may use the source code solely to maintain and support the Software for its internal use.</w:t>
       </w:r>
     </w:p>
     <w:p>
@@ -218,17 +222,12 @@
     </w:p>
     <w:p>
       <w:r>
-        <w:t xml:space="preserve">The Developer shall defend the Client against any third-party claim that the Software as delivered infringes that third party's intellectual property rights, and shall indemnify the Client against damages finally awarded on such a claim. The Client shall indemnify, defend and hold harmless the Developer against any and all claims, losses and expenses </w:t>
+        <w:t xml:space="preserve">The Developer shall defend the Client against any third-party claim that the Software as delivered infringes that third party's intellectual property rights, and shall indemnify the Client against damages finally awarded on such a claim. The Client shall indemnify, defend and hold harmless the Developer against any and all claims, losses and expenses arising from or in connection with the Client's </w:t>
       </w:r>
       <w:commentRangeStart w:id="6"/>
-      <w:del w:id="11" w:author="LQ.AI Commercial counsel" w:date="2026-06-24T09:42:25Z" w16du:dateUtc="2026-06-24T09:42:25Z">
+      <w:ins w:id="13" w:author="LQ.AI Commercial counsel" w:date="2026-06-24T13:35:13Z" w16du:dateUtc="2026-06-24T13:35:13Z">
         <w:r>
-          <w:delText>arising from or in connection with the Client's use of the Software.</w:delText>
-        </w:r>
-      </w:del>
-      <w:ins w:id="12" w:author="LQ.AI Commercial counsel" w:date="2026-06-24T09:42:25Z" w16du:dateUtc="2026-06-24T09:42:25Z">
-        <w:r>
-          <w:t>to the extent arising from the Client's misuse of the Software or breach of this Agreement.</w:t>
+          <w:t xml:space="preserve">breach of this Agreement or unlawful </w:t>
         </w:r>
       </w:ins>
       <w:commentRangeEnd w:id="6"/>
@@ -239,17 +238,12 @@
         <w:commentReference w:id="6"/>
       </w:r>
       <w:r>
-        <w:t xml:space="preserve"> The indemnified party shall give prompt written notice of the claim, allow the indemnifying party to control the </w:t>
+        <w:t>use of the Software. The indemnified party shall give prompt written notice of the claim, allow the indemnifying party to control the defence, and provide reasonable cooperation at the indemnifying party's expense.</w:t>
       </w:r>
       <w:commentRangeStart w:id="5"/>
-      <w:del w:id="9" w:author="LQ.AI Commercial counsel" w:date="2026-06-24T09:42:25Z" w16du:dateUtc="2026-06-24T09:42:25Z">
+      <w:ins w:id="12" w:author="LQ.AI Commercial counsel" w:date="2026-06-24T13:35:13Z" w16du:dateUtc="2026-06-24T13:35:13Z">
         <w:r>
-          <w:delText>defence, and provide reasonable cooperation at the indemnifying party's expense.</w:delText>
-        </w:r>
-      </w:del>
-      <w:ins w:id="10" w:author="LQ.AI Commercial counsel" w:date="2026-06-24T09:42:25Z" w16du:dateUtc="2026-06-24T09:42:25Z">
-        <w:r>
-          <w:t>defence and settlement of the claim, and provide reasonable cooperation at the indemnifying party's expense. Neither party may settle a claim in a manner that imposes any financial obligation on, or admits fault on the part of, the other party without that party's prior written consent.</w:t>
+          <w:t xml:space="preserve"> The indemnifying party may not settle any claim without the indemnified party's prior written consent if the settlement would impose any obligation on, or include an admission of liability by, the indemnified party.</w:t>
         </w:r>
       </w:ins>
       <w:commentRangeEnd w:id="5"/>
@@ -273,14 +267,14 @@
         <w:t xml:space="preserve">Except for the excluded matters set out below, neither party shall be liable for any indirect, incidental, special or consequential damages, or for any loss of profits, revenue or data, arising out of or in connection with this Agreement. Except for the excluded matters set out below, the Developer's total aggregate liability arising out of or in connection with this Agreement shall not exceed the fees paid by the Client in the </w:t>
       </w:r>
       <w:commentRangeStart w:id="4"/>
-      <w:del w:id="7" w:author="LQ.AI Commercial counsel" w:date="2026-06-24T09:42:25Z" w16du:dateUtc="2026-06-24T09:42:25Z">
+      <w:del w:id="10" w:author="LQ.AI Commercial counsel" w:date="2026-06-24T13:35:13Z" w16du:dateUtc="2026-06-24T13:35:13Z">
         <w:r>
-          <w:delText>three (3)</w:delText>
+          <w:delText>three</w:delText>
         </w:r>
       </w:del>
-      <w:ins w:id="8" w:author="LQ.AI Commercial counsel" w:date="2026-06-24T09:42:25Z" w16du:dateUtc="2026-06-24T09:42:25Z">
+      <w:ins w:id="11" w:author="LQ.AI Commercial counsel" w:date="2026-06-24T13:35:13Z" w16du:dateUtc="2026-06-24T13:35:13Z">
         <w:r>
-          <w:t>twelve (12)</w:t>
+          <w:t>twelve</w:t>
         </w:r>
       </w:ins>
       <w:commentRangeEnd w:id="4"/>
@@ -291,17 +285,30 @@
         <w:commentReference w:id="4"/>
       </w:r>
       <w:r>
-        <w:t xml:space="preserve"> months preceding the event giving rise to the claim. The excluded matters, to which no limitation in this section applies, are liability for death or personal injury caused by </w:t>
+        <w:t xml:space="preserve"> (</w:t>
+      </w:r>
+      <w:del w:id="8" w:author="LQ.AI Commercial counsel" w:date="2026-06-24T13:35:13Z" w16du:dateUtc="2026-06-24T13:35:13Z">
+        <w:r>
+          <w:delText>3</w:delText>
+        </w:r>
+      </w:del>
+      <w:ins w:id="9" w:author="LQ.AI Commercial counsel" w:date="2026-06-24T13:35:13Z" w16du:dateUtc="2026-06-24T13:35:13Z">
+        <w:r>
+          <w:t>12</w:t>
+        </w:r>
+      </w:ins>
+      <w:r>
+        <w:t>) months preceding the event giving rise to the claim. The excluded matters, to which no limitation in this section applies, are liability for death or personal injury caused by negligence</w:t>
       </w:r>
       <w:commentRangeStart w:id="3"/>
-      <w:del w:id="5" w:author="LQ.AI Commercial counsel" w:date="2026-06-24T09:42:25Z" w16du:dateUtc="2026-06-24T09:42:25Z">
+      <w:del w:id="6" w:author="LQ.AI Commercial counsel" w:date="2026-06-24T13:35:13Z" w16du:dateUtc="2026-06-24T13:35:13Z">
         <w:r>
-          <w:delText>negligence and liability for fraud.</w:delText>
+          <w:delText xml:space="preserve"> and</w:delText>
         </w:r>
       </w:del>
-      <w:ins w:id="6" w:author="LQ.AI Commercial counsel" w:date="2026-06-24T09:42:25Z" w16du:dateUtc="2026-06-24T09:42:25Z">
+      <w:ins w:id="7" w:author="LQ.AI Commercial counsel" w:date="2026-06-24T13:35:13Z" w16du:dateUtc="2026-06-24T13:35:13Z">
         <w:r>
-          <w:t>negligence, liability for fraud, breach of confidentiality obligations, data protection breaches, and infringement of the other party's intellectual property rights.</w:t>
+          <w:t>,</w:t>
         </w:r>
       </w:ins>
       <w:commentRangeEnd w:id="3"/>
@@ -310,6 +317,17 @@
           <w:rStyle w:val="CommentReference"/>
         </w:rPr>
         <w:commentReference w:id="3"/>
+      </w:r>
+      <w:r>
+        <w:t xml:space="preserve"> liability for fraud</w:t>
+      </w:r>
+      <w:ins w:id="5" w:author="LQ.AI Commercial counsel" w:date="2026-06-24T13:35:13Z" w16du:dateUtc="2026-06-24T13:35:13Z">
+        <w:r>
+          <w:t>, breach of confidentiality, infringement of the Client's intellectual property rights, and breach of data protection obligations</w:t>
+        </w:r>
+      </w:ins>
+      <w:r>
+        <w:t>.</w:t>
       </w:r>
     </w:p>
     <w:p>
@@ -325,12 +343,12 @@
         <w:t xml:space="preserve">This Agreement continues until terminated. Either party may terminate for the other's material breach not cured within thirty (30) days of written notice. </w:t>
       </w:r>
       <w:commentRangeStart w:id="2"/>
-      <w:del w:id="3" w:author="LQ.AI Commercial counsel" w:date="2026-06-24T09:42:25Z" w16du:dateUtc="2026-06-24T09:42:25Z">
+      <w:del w:id="3" w:author="LQ.AI Commercial counsel" w:date="2026-06-24T13:35:13Z" w16du:dateUtc="2026-06-24T13:35:13Z">
         <w:r>
           <w:delText>The Developer</w:delText>
         </w:r>
       </w:del>
-      <w:ins w:id="4" w:author="LQ.AI Commercial counsel" w:date="2026-06-24T09:42:25Z" w16du:dateUtc="2026-06-24T09:42:25Z">
+      <w:ins w:id="4" w:author="LQ.AI Commercial counsel" w:date="2026-06-24T13:35:13Z" w16du:dateUtc="2026-06-24T13:35:13Z">
         <w:r>
           <w:t>Either party</w:t>
         </w:r>
@@ -343,25 +361,31 @@
         <w:commentReference w:id="2"/>
       </w:r>
       <w:r>
-        <w:t xml:space="preserve"> may terminate for convenience on sixty (60) days notice; </w:t>
+        <w:t xml:space="preserve"> may terminate for convenience on sixty (60) days </w:t>
+      </w:r>
+      <w:ins w:id="2" w:author="LQ.AI Commercial counsel" w:date="2026-06-24T13:35:13Z" w16du:dateUtc="2026-06-24T13:35:13Z">
+        <w:r>
+          <w:t xml:space="preserve">written </w:t>
+        </w:r>
+      </w:ins>
+      <w:r>
+        <w:t xml:space="preserve">notice; the Client may </w:t>
       </w:r>
       <w:commentRangeStart w:id="1"/>
-      <w:del w:id="1" w:author="LQ.AI Commercial counsel" w:date="2026-06-24T09:42:25Z" w16du:dateUtc="2026-06-24T09:42:25Z">
+      <w:del w:id="1" w:author="LQ.AI Commercial counsel" w:date="2026-06-24T13:35:13Z" w16du:dateUtc="2026-06-24T13:35:13Z">
         <w:r>
-          <w:delText>the Client may not terminate for convenience.</w:delText>
+          <w:delText xml:space="preserve">not </w:delText>
         </w:r>
       </w:del>
-      <w:ins w:id="2" w:author="LQ.AI Commercial counsel" w:date="2026-06-24T09:42:25Z" w16du:dateUtc="2026-06-24T09:42:25Z">
-        <w:r>
-          <w:t>.</w:t>
-        </w:r>
-      </w:ins>
       <w:commentRangeEnd w:id="1"/>
       <w:r>
         <w:rPr>
           <w:rStyle w:val="CommentReference"/>
         </w:rPr>
         <w:commentReference w:id="1"/>
+      </w:r>
+      <w:r>
+        <w:t>terminate for convenience.</w:t>
       </w:r>
     </w:p>
     <w:p>
@@ -389,7 +413,7 @@
 
 <file path=word/comments1.xml><?xml version="1.0" encoding="utf-8"?>
 <w:comments xmlns:w="http://schemas.openxmlformats.org/wordprocessingml/2006/main" xmlns:w14="http://schemas.microsoft.com/office/word/2010/wordml" xmlns:w15="http://schemas.microsoft.com/office/word/2012/wordml" xmlns:w16cid="http://schemas.microsoft.com/office/word/2016/wordml/cid" xmlns:w16cex="http://schemas.microsoft.com/office/word/2018/wordml/cex" xmlns:mc="http://schemas.openxmlformats.org/markup-compatibility/2006" mc:Ignorable="w14 w15 w16cid w16cex">
-  <w:comment w:id="1" w:author="LQ.AI Commercial counsel" w:date="2026-06-24T09:42:26Z" w:initials="LCC">
+  <w:comment w:id="1" w:author="LQ.AI Commercial counsel" w:date="2026-06-24T13:35:13Z" w:initials="LCC">
     <w:p>
       <w:pPr>
         <w:pStyle w:val="CommentText"/>
@@ -401,11 +425,11 @@
         <w:annotationRef/>
       </w:r>
       <w:r>
-        <w:t>After mutualising the right in the first clause, this exclusionary clause is redundant and must be removed; the semicolon before it becomes the sentence-ending punctuation.</w:t>
+        <w:t>Remove the word 'not' so the Client restriction no longer contradicts the mutual termination-for-convenience right granted in the preceding clause.</w:t>
       </w:r>
     </w:p>
   </w:comment>
-  <w:comment w:id="2" w:author="LQ.AI Commercial counsel" w:date="2026-06-24T09:42:26Z" w:initials="LCC">
+  <w:comment w:id="2" w:author="LQ.AI Commercial counsel" w:date="2026-06-24T13:35:13Z" w:initials="LCC">
     <w:p>
       <w:pPr>
         <w:pStyle w:val="CommentText"/>
@@ -417,11 +441,11 @@
         <w:annotationRef/>
       </w:r>
       <w:r>
-        <w:t>Mutualising the termination-for-convenience right so the Client has the same ability to exit the agreement if its business needs change.</w:t>
+        <w:t>Make the termination-for-convenience right mutual so the Client has the same flexibility the Developer has. Changing 'The Developer' to 'Either party' and 'notice' to 'written notice'.</w:t>
       </w:r>
     </w:p>
   </w:comment>
-  <w:comment w:id="3" w:author="LQ.AI Commercial counsel" w:date="2026-06-24T09:42:26Z" w:initials="LCC">
+  <w:comment w:id="3" w:author="LQ.AI Commercial counsel" w:date="2026-06-24T13:35:13Z" w:initials="LCC">
     <w:p>
       <w:pPr>
         <w:pStyle w:val="CommentText"/>
@@ -433,11 +457,11 @@
         <w:annotationRef/>
       </w:r>
       <w:r>
-        <w:t>The most significant risks for the Client — breach of confidentiality, data loss, and IP infringement — are currently capped alongside ordinary liabilities; these heads of loss should be excluded from the cap.</w:t>
+        <w:t>Confidentiality, IP infringement and data protection are high-risk heads of loss that should not be subject to the standard liability cap. Carving them out aligns with market practice for customer-favourable liability allocation.</w:t>
       </w:r>
     </w:p>
   </w:comment>
-  <w:comment w:id="4" w:author="LQ.AI Commercial counsel" w:date="2026-06-24T09:42:26Z" w:initials="LCC">
+  <w:comment w:id="4" w:author="LQ.AI Commercial counsel" w:date="2026-06-24T13:35:13Z" w:initials="LCC">
     <w:p>
       <w:pPr>
         <w:pStyle w:val="CommentText"/>
@@ -449,11 +473,11 @@
         <w:annotationRef/>
       </w:r>
       <w:r>
-        <w:t>A three-month lookback period is unusually short for a long-term development and licence agreement; twelve months is more standard.</w:t>
+        <w:t>A three-month fee lookback is too short for a software development project where fees are milestone-based and irregular. Twelve months is the standard commercial benchmark.</w:t>
       </w:r>
     </w:p>
   </w:comment>
-  <w:comment w:id="5" w:author="LQ.AI Commercial counsel" w:date="2026-06-24T09:42:26Z" w:initials="LCC">
+  <w:comment w:id="5" w:author="LQ.AI Commercial counsel" w:date="2026-06-24T13:35:13Z" w:initials="LCC">
     <w:p>
       <w:pPr>
         <w:pStyle w:val="CommentText"/>
@@ -465,11 +489,11 @@
         <w:annotationRef/>
       </w:r>
       <w:r>
-        <w:t>Without a settlement-consent proviso the indemnifying party could settle a claim in a way that binds or embarrasses the Client, or creates un-indemnified obligations.</w:t>
+        <w:t>Without a settlement-consent proviso, the indemnitor could settle a claim on terms that admit the indemnified party's liability or impose obligations on it. This is standard in commercial agreements.</w:t>
       </w:r>
     </w:p>
   </w:comment>
-  <w:comment w:id="6" w:author="LQ.AI Commercial counsel" w:date="2026-06-24T09:42:26Z" w:initials="LCC">
+  <w:comment w:id="6" w:author="LQ.AI Commercial counsel" w:date="2026-06-24T13:35:13Z" w:initials="LCC">
     <w:p>
       <w:pPr>
         <w:pStyle w:val="CommentText"/>
@@ -481,11 +505,11 @@
         <w:annotationRef/>
       </w:r>
       <w:r>
-        <w:t>The current Client indemnity is over-broad — it covers any claim 'in connection with' use, which could include claims arising from the Developer's own negligence or from third-party misuse of the Client's systems.</w:t>
+        <w:t>The current trigger — 'arising from or in connection with the Client's use of the Software' — is over-broad and could capture any use regardless of fault. Narrowing to breach or unlawful use aligns with standard commercial practice.</w:t>
       </w:r>
     </w:p>
   </w:comment>
-  <w:comment w:id="7" w:author="LQ.AI Commercial counsel" w:date="2026-06-24T09:42:26Z" w:initials="LCC">
+  <w:comment w:id="7" w:author="LQ.AI Commercial counsel" w:date="2026-06-24T13:35:13Z" w:initials="LCC">
     <w:p>
       <w:pPr>
         <w:pStyle w:val="CommentText"/>
@@ -497,11 +521,11 @@
         <w:annotationRef/>
       </w:r>
       <w:r>
-        <w:t>The most likely trigger for the Client needing source code access is the Developer ceasing support; this should be an explicit release event.</w:t>
+        <w:t>The escrow's purpose is to ensure the Client can maintain the Software if the Developer stops active support. Cessation of support is a more immediate and likely release trigger than bankruptcy.</w:t>
       </w:r>
     </w:p>
   </w:comment>
-  <w:comment w:id="8" w:author="LQ.AI Commercial counsel" w:date="2026-06-24T09:42:26Z" w:initials="LCC">
+  <w:comment w:id="8" w:author="LQ.AI Commercial counsel" w:date="2026-06-24T13:35:13Z" w:initials="LCC">
     <w:p>
       <w:pPr>
         <w:pStyle w:val="CommentText"/>
@@ -513,11 +537,11 @@
         <w:annotationRef/>
       </w:r>
       <w:r>
-        <w:t>Service credits as the sole remedy for SLA failure are insufficient when failure is chronic; the Client needs an exit right for persistent non-performance.</w:t>
+        <w:t>Service credits compensate for isolated failures but are inadequate for chronic underperformance. The Client should have the right to exit when service degradation is sustained over multiple months.</w:t>
       </w:r>
     </w:p>
   </w:comment>
-  <w:comment w:id="9" w:author="LQ.AI Commercial counsel" w:date="2026-06-24T09:42:26Z" w:initials="LCC">
+  <w:comment w:id="9" w:author="LQ.AI Commercial counsel" w:date="2026-06-24T13:35:13Z" w:initials="LCC">
     <w:p>
       <w:pPr>
         <w:pStyle w:val="CommentText"/>
@@ -529,11 +553,11 @@
         <w:annotationRef/>
       </w:r>
       <w:r>
-        <w:t>The Developer needs a licence to use Client-owned bespoke developments to fulfil its support obligations under the agreement.</w:t>
+        <w:t>Bespoke developments the Client commissions and pays for should be owned by the Client. The Developer retains ownership of its Background IP and pre-existing Software, already protected by the Background IP clause and the licence grant in §3.</w:t>
       </w:r>
     </w:p>
   </w:comment>
-  <w:comment w:id="10" w:author="LQ.AI Commercial counsel" w:date="2026-06-24T09:42:26Z" w:initials="LCC">
+  <w:comment w:id="10" w:author="LQ.AI Commercial counsel" w:date="2026-06-24T13:35:13Z" w:initials="LCC">
     <w:p>
       <w:pPr>
         <w:pStyle w:val="CommentText"/>
@@ -545,11 +569,11 @@
         <w:annotationRef/>
       </w:r>
       <w:r>
-        <w:t>It is not commercially defensible for the Developer to own bespoke developments the Client commissions and pays for; those should vest in the Client who funded their creation.</w:t>
+        <w:t>Paying before acceptance removes the Client's quality leverage. Payment should follow acceptance, not precede it. The Client also needs an express right to reject Deliverables with persistent material defects.</w:t>
       </w:r>
     </w:p>
   </w:comment>
-  <w:comment w:id="11" w:author="LQ.AI Commercial counsel" w:date="2026-06-24T09:42:26Z" w:initials="LCC">
+  <w:comment w:id="11" w:author="LQ.AI Commercial counsel" w:date="2026-06-24T13:35:13Z" w:initials="LCC">
     <w:p>
       <w:pPr>
         <w:pStyle w:val="CommentText"/>
@@ -561,39 +585,7 @@
         <w:annotationRef/>
       </w:r>
       <w:r>
-        <w:t>Paying on delivery regardless of acceptance removes the Client's leverage to ensure quality and compliance with the specification; payment should follow acceptance.</w:t>
-      </w:r>
-    </w:p>
-  </w:comment>
-  <w:comment w:id="12" w:author="LQ.AI Commercial counsel" w:date="2026-06-24T09:42:26Z" w:initials="LCC">
-    <w:p>
-      <w:pPr>
-        <w:pStyle w:val="CommentText"/>
-      </w:pPr>
-      <w:r>
-        <w:rPr>
-          <w:rStyle w:val="CommentReference"/>
-        </w:rPr>
-        <w:annotationRef/>
-      </w:r>
-      <w:r>
-        <w:t>A five-day acceptance window is too short to properly evaluate bespoke software deliverables; fifteen days is standard for development agreements.</w:t>
-      </w:r>
-    </w:p>
-  </w:comment>
-  <w:comment w:id="13" w:author="LQ.AI Commercial counsel" w:date="2026-06-24T09:42:26Z" w:initials="LCC">
-    <w:p>
-      <w:pPr>
-        <w:pStyle w:val="CommentText"/>
-      </w:pPr>
-      <w:r>
-        <w:rPr>
-          <w:rStyle w:val="CommentReference"/>
-        </w:rPr>
-        <w:annotationRef/>
-      </w:r>
-      <w:r>
-        <w:t>The Client needs a right to reject a Deliverable with material defects that cannot be corrected through the standard re-delivery cycle.</w:t>
+        <w:t>Five days is insufficient for thorough testing of a bespoke software development. Fifteen days gives the Client a reasonable evaluation window.</w:t>
       </w:r>
     </w:p>
   </w:comment>
@@ -602,55 +594,49 @@
 
 <file path=word/commentsExtended1.xml><?xml version="1.0" encoding="utf-8"?>
 <w15:commentsEx xmlns:w15="http://schemas.microsoft.com/office/word/2012/wordml">
-  <w15:commentEx w15:paraId="CB73B345" w15:done="0"/>
-  <w15:commentEx w15:paraId="838FA016" w15:done="0"/>
-  <w15:commentEx w15:paraId="3F5BA9BD" w15:done="0"/>
-  <w15:commentEx w15:paraId="F2BEAE5E" w15:done="0"/>
-  <w15:commentEx w15:paraId="1376FB8A" w15:done="0"/>
-  <w15:commentEx w15:paraId="1393F51F" w15:done="0"/>
-  <w15:commentEx w15:paraId="F08A0560" w15:done="0"/>
-  <w15:commentEx w15:paraId="08A9CECE" w15:done="0"/>
-  <w15:commentEx w15:paraId="A8850F42" w15:done="0"/>
-  <w15:commentEx w15:paraId="306D4496" w15:done="0"/>
-  <w15:commentEx w15:paraId="F3FA9763" w15:done="0"/>
-  <w15:commentEx w15:paraId="064AF685" w15:done="0"/>
-  <w15:commentEx w15:paraId="4FD02BC2" w15:done="0"/>
+  <w15:commentEx w15:paraId="4B8CCAB9" w15:done="0"/>
+  <w15:commentEx w15:paraId="DC0B21E6" w15:done="0"/>
+  <w15:commentEx w15:paraId="37E28C44" w15:done="0"/>
+  <w15:commentEx w15:paraId="15066F67" w15:done="0"/>
+  <w15:commentEx w15:paraId="9CBB8484" w15:done="0"/>
+  <w15:commentEx w15:paraId="80F9F508" w15:done="0"/>
+  <w15:commentEx w15:paraId="F7C65710" w15:done="0"/>
+  <w15:commentEx w15:paraId="5EF32EC7" w15:done="0"/>
+  <w15:commentEx w15:paraId="68F048B2" w15:done="0"/>
+  <w15:commentEx w15:paraId="2ED807C4" w15:done="0"/>
+  <w15:commentEx w15:paraId="D5D301A3" w15:done="0"/>
 </w15:commentsEx>
 </file>
 
 <file path=word/commentsExtensible1.xml><?xml version="1.0" encoding="utf-8"?>
 <w16cex:commentsExtensible xmlns:w16cex="http://schemas.microsoft.com/office/word/2018/wordml/cex">
-  <w16cex:commentExtensible w16cex:durableId="F08F27BE" w16cex:dateUtc="2026-06-24T09:42:26Z"/>
-  <w16cex:commentExtensible w16cex:durableId="C242DB00" w16cex:dateUtc="2026-06-24T09:42:26Z"/>
-  <w16cex:commentExtensible w16cex:durableId="820B9EE2" w16cex:dateUtc="2026-06-24T09:42:26Z"/>
-  <w16cex:commentExtensible w16cex:durableId="F7F1A8A0" w16cex:dateUtc="2026-06-24T09:42:26Z"/>
-  <w16cex:commentExtensible w16cex:durableId="CC1E1520" w16cex:dateUtc="2026-06-24T09:42:26Z"/>
-  <w16cex:commentExtensible w16cex:durableId="E6B87B75" w16cex:dateUtc="2026-06-24T09:42:26Z"/>
-  <w16cex:commentExtensible w16cex:durableId="31872671" w16cex:dateUtc="2026-06-24T09:42:26Z"/>
-  <w16cex:commentExtensible w16cex:durableId="0E65C8BC" w16cex:dateUtc="2026-06-24T09:42:26Z"/>
-  <w16cex:commentExtensible w16cex:durableId="7CB6D2A2" w16cex:dateUtc="2026-06-24T09:42:26Z"/>
-  <w16cex:commentExtensible w16cex:durableId="EB14DA82" w16cex:dateUtc="2026-06-24T09:42:26Z"/>
-  <w16cex:commentExtensible w16cex:durableId="8A69490B" w16cex:dateUtc="2026-06-24T09:42:26Z"/>
-  <w16cex:commentExtensible w16cex:durableId="C46B4001" w16cex:dateUtc="2026-06-24T09:42:26Z"/>
-  <w16cex:commentExtensible w16cex:durableId="92C9EB24" w16cex:dateUtc="2026-06-24T09:42:26Z"/>
+  <w16cex:commentExtensible w16cex:durableId="C1F32879" w16cex:dateUtc="2026-06-24T13:35:13Z"/>
+  <w16cex:commentExtensible w16cex:durableId="EE363A2D" w16cex:dateUtc="2026-06-24T13:35:13Z"/>
+  <w16cex:commentExtensible w16cex:durableId="1C92E03C" w16cex:dateUtc="2026-06-24T13:35:13Z"/>
+  <w16cex:commentExtensible w16cex:durableId="05B0E2DF" w16cex:dateUtc="2026-06-24T13:35:13Z"/>
+  <w16cex:commentExtensible w16cex:durableId="992EDE61" w16cex:dateUtc="2026-06-24T13:35:13Z"/>
+  <w16cex:commentExtensible w16cex:durableId="CE2FBFFE" w16cex:dateUtc="2026-06-24T13:35:13Z"/>
+  <w16cex:commentExtensible w16cex:durableId="E37ABFB7" w16cex:dateUtc="2026-06-24T13:35:13Z"/>
+  <w16cex:commentExtensible w16cex:durableId="142D1D31" w16cex:dateUtc="2026-06-24T13:35:13Z"/>
+  <w16cex:commentExtensible w16cex:durableId="003E96A6" w16cex:dateUtc="2026-06-24T13:35:13Z"/>
+  <w16cex:commentExtensible w16cex:durableId="B9407BF9" w16cex:dateUtc="2026-06-24T13:35:13Z"/>
+  <w16cex:commentExtensible w16cex:durableId="9F047656" w16cex:dateUtc="2026-06-24T13:35:13Z"/>
 </w16cex:commentsExtensible>
 </file>
 
 <file path=word/commentsIds1.xml><?xml version="1.0" encoding="utf-8"?>
 <w16cid:commentsIds xmlns:w16cid="http://schemas.microsoft.com/office/word/2016/wordml/cid">
-  <w16cid:commentId w16cid:paraId="CB73B345" w16cid:durableId="F08F27BE"/>
-  <w16cid:commentId w16cid:paraId="838FA016" w16cid:durableId="C242DB00"/>
-  <w16cid:commentId w16cid:paraId="3F5BA9BD" w16cid:durableId="820B9EE2"/>
-  <w16cid:commentId w16cid:paraId="F2BEAE5E" w16cid:durableId="F7F1A8A0"/>
-  <w16cid:commentId w16cid:paraId="1376FB8A" w16cid:durableId="CC1E1520"/>
-  <w16cid:commentId w16cid:paraId="1393F51F" w16cid:durableId="E6B87B75"/>
-  <w16cid:commentId w16cid:paraId="F08A0560" w16cid:durableId="31872671"/>
-  <w16cid:commentId w16cid:paraId="08A9CECE" w16cid:durableId="0E65C8BC"/>
-  <w16cid:commentId w16cid:paraId="A8850F42" w16cid:durableId="7CB6D2A2"/>
-  <w16cid:commentId w16cid:paraId="306D4496" w16cid:durableId="EB14DA82"/>
-  <w16cid:commentId w16cid:paraId="F3FA9763" w16cid:durableId="8A69490B"/>
-  <w16cid:commentId w16cid:paraId="064AF685" w16cid:durableId="C46B4001"/>
-  <w16cid:commentId w16cid:paraId="4FD02BC2" w16cid:durableId="92C9EB24"/>
+  <w16cid:commentId w16cid:paraId="4B8CCAB9" w16cid:durableId="C1F32879"/>
+  <w16cid:commentId w16cid:paraId="DC0B21E6" w16cid:durableId="EE363A2D"/>
+  <w16cid:commentId w16cid:paraId="37E28C44" w16cid:durableId="1C92E03C"/>
+  <w16cid:commentId w16cid:paraId="15066F67" w16cid:durableId="05B0E2DF"/>
+  <w16cid:commentId w16cid:paraId="9CBB8484" w16cid:durableId="992EDE61"/>
+  <w16cid:commentId w16cid:paraId="80F9F508" w16cid:durableId="CE2FBFFE"/>
+  <w16cid:commentId w16cid:paraId="F7C65710" w16cid:durableId="E37ABFB7"/>
+  <w16cid:commentId w16cid:paraId="5EF32EC7" w16cid:durableId="142D1D31"/>
+  <w16cid:commentId w16cid:paraId="68F048B2" w16cid:durableId="003E96A6"/>
+  <w16cid:commentId w16cid:paraId="2ED807C4" w16cid:durableId="B9407BF9"/>
+  <w16cid:commentId w16cid:paraId="D5D301A3" w16cid:durableId="9F047656"/>
 </w16cid:commentsIds>
 </file>
 
